--- a/briefs/nevada/water-scarcity/citizen-v3/proposal-spotlights.docx
+++ b/briefs/nevada/water-scarcity/citizen-v3/proposal-spotlights.docx
@@ -60,7 +60,7 @@
     <w:p>
       <w:pPr>
         <w:widowControl/>
-        <w:spacing w:before="100" w:after="40" w:lineRule="auto" w:line="254"/>
+        <w:spacing w:before="84" w:after="36" w:lineRule="auto" w:line="254"/>
       </w:pPr>
       <w:r>
         <w:rPr>
@@ -93,7 +93,7 @@
       <w:pPr>
         <w:keepLines/>
         <w:widowControl/>
-        <w:spacing w:before="0" w:after="100" w:lineRule="auto" w:line="276"/>
+        <w:spacing w:before="0" w:after="90" w:lineRule="auto" w:line="276"/>
       </w:pPr>
       <w:r>
         <w:rPr>
@@ -102,7 +102,7 @@
           <w:color w:val="1A2D4F"/>
           <w:sz w:val="20"/>
         </w:rPr>
-        <w:t>The omnibus dies; the pieces pass.</w:t>
+        <w:t>The all-in-one bill died; the pieces passed one by one.</w:t>
       </w:r>
       <w:r>
         <w:rPr>
@@ -118,7 +118,7 @@
       <w:pPr>
         <w:keepLines/>
         <w:widowControl/>
-        <w:spacing w:before="0" w:after="100" w:lineRule="auto" w:line="276"/>
+        <w:spacing w:before="0" w:after="90" w:lineRule="auto" w:line="276"/>
       </w:pPr>
       <w:r>
         <w:rPr>
@@ -136,13 +136,13 @@
           <w:color w:val="444444"/>
           <w:sz w:val="20"/>
         </w:rPr>
-        <w:t xml:space="preserve"> SB499 (2019), a state water planning advisory board, never left Senate Finance. SB143 (2025), an interim review of water conservation policy, passed the Senate 21–0 — the idea's strongest showing — and died in the Assembly. A study that fell earlier: AB265 (2019), ordering a state study of water treatment and recycling, carried a Democratic sponsor team and died on its first floor calendar. No Economic Forum-style water body exists in statute, and the 21–0 vote suggests the resistance is scheduling, not substance.</w:t>
+        <w:t xml:space="preserve"> SB499 (2019), a state water planning advisory board, never left Senate Finance. SB143 (2025), an interim review of water conservation policy, passed the Senate 21–0 — the idea's strongest showing — and died in the Assembly. An earlier study bill — AB265 (2019), a state study of water treatment and recycling with Democratic sponsors — died on its first floor calendar. No Economic Forum-style water body exists in statute, and the 21–0 vote suggests the obstacle has been scheduling, not opposition.</w:t>
       </w:r>
     </w:p>
     <w:p>
       <w:pPr>
         <w:widowControl/>
-        <w:spacing w:before="100" w:after="40" w:lineRule="auto" w:line="254"/>
+        <w:spacing w:before="84" w:after="36" w:lineRule="auto" w:line="254"/>
       </w:pPr>
       <w:r>
         <w:rPr>
@@ -175,7 +175,7 @@
       <w:pPr>
         <w:keepLines/>
         <w:widowControl/>
-        <w:spacing w:before="0" w:after="100" w:lineRule="auto" w:line="276"/>
+        <w:spacing w:before="0" w:after="90" w:lineRule="auto" w:line="276"/>
       </w:pPr>
       <w:r>
         <w:rPr>
@@ -184,7 +184,7 @@
           <w:color w:val="1A2D4F"/>
           <w:sz w:val="20"/>
         </w:rPr>
-        <w:t>No state cooling or water standard for data centers has ever been filed — and the enacted record leans the other way.</w:t>
+        <w:t>No state cooling or water standard for data centers has ever been filed — and the laws on the books lean the other way.</w:t>
       </w:r>
       <w:r>
         <w:rPr>
@@ -200,7 +200,7 @@
       <w:pPr>
         <w:keepLines/>
         <w:widowControl/>
-        <w:spacing w:before="0" w:after="100" w:lineRule="auto" w:line="276"/>
+        <w:spacing w:before="0" w:after="90" w:lineRule="auto" w:line="276"/>
       </w:pPr>
       <w:r>
         <w:rPr>
@@ -218,13 +218,13 @@
           <w:color w:val="444444"/>
           <w:sz w:val="20"/>
         </w:rPr>
-        <w:t xml:space="preserve"> No filed bill requires disclosure or public process before a data-center project breaks ground; the nearest enacted relative is SB276 (2025), cross-party public-notice rules for water pollution permits. The Southern Nevada Water Authority's evaporative-cooling moratorium is an authority rule, not statute, and interim committees studied data-center water and energy through 2026 for the 2027 session — the venue where a state standard would first take shape. A bill matching this proposal would route through Natural Resources for the water rules and the Revenue committees for any abatement conditions.</w:t>
+        <w:t xml:space="preserve"> No filed bill requires disclosure or public process before a data-center project breaks ground; the closest law on the books is SB276 (2025), cross-party public-notice rules for water pollution permits. The Southern Nevada Water Authority's evaporative-cooling moratorium is an authority rule, not statute, and interim committees studied data-center water and energy through 2026 for the 2027 session — where a state standard would first take shape. A bill matching this proposal would route through Natural Resources for the water rules and the Revenue committees for any abatement conditions.</w:t>
       </w:r>
     </w:p>
     <w:p>
       <w:pPr>
         <w:widowControl/>
-        <w:spacing w:before="100" w:after="40" w:lineRule="auto" w:line="254"/>
+        <w:spacing w:before="84" w:after="36" w:lineRule="auto" w:line="254"/>
       </w:pPr>
       <w:r>
         <w:rPr>
@@ -257,7 +257,7 @@
       <w:pPr>
         <w:keepLines/>
         <w:widowControl/>
-        <w:spacing w:before="0" w:after="100" w:lineRule="auto" w:line="276"/>
+        <w:spacing w:before="0" w:after="90" w:lineRule="auto" w:line="276"/>
       </w:pPr>
       <w:r>
         <w:rPr>
@@ -282,7 +282,7 @@
       <w:pPr>
         <w:keepLines/>
         <w:widowControl/>
-        <w:spacing w:before="0" w:after="100" w:lineRule="auto" w:line="276"/>
+        <w:spacing w:before="0" w:after="90" w:lineRule="auto" w:line="276"/>
       </w:pPr>
       <w:r>
         <w:rPr>
@@ -291,7 +291,7 @@
           <w:color w:val="1A2D4F"/>
           <w:sz w:val="20"/>
         </w:rPr>
-        <w:t>The jurisdiction matches the record's silence.</w:t>
+        <w:t>The silence matches who actually controls the issue.</w:t>
       </w:r>
       <w:r>
         <w:rPr>
@@ -300,7 +300,7 @@
           <w:color w:val="444444"/>
           <w:sz w:val="20"/>
         </w:rPr>
-        <w:t xml:space="preserve"> Nevada's Colorado River share is fixed by interstate compact and administered by the federal Bureau of Reclamation, and the post-2026 operating rules are being negotiated among the seven basin states and the federal government now. An ocean-desalination exchange would run through California or Mexico agreements at that federal-interstate table, not through a Nevada statute. The in-state precedent points the same way: the pipeline Nevada actually pursued — the water authority's eastern-Nevada groundwater project — was an authority undertaking, and it was withdrawn in 2020 without the Legislature ever voting on it.</w:t>
+        <w:t xml:space="preserve"> Nevada's Colorado River share is fixed by interstate compact and administered by the federal Bureau of Reclamation, and the post-2026 operating rules are being negotiated among the seven basin states and the federal government now. An ocean-desalination exchange would run through agreements with California or Mexico in those federal talks, not through a Nevada law. The in-state precedent points the same way: the pipeline Nevada actually pursued — the water authority's eastern-Nevada groundwater project — was an authority undertaking, and it was withdrawn in 2020 without the Legislature ever voting on it.</w:t>
       </w:r>
     </w:p>
     <w:p>
